--- a/watch-output/佛學/2026-10-12_YouTube_淨土安心法門-一__QzMjB2LDdOk/2026-10-12_YouTube_淨土安心法門-一__QzMjB2LDdOk_report.docx
+++ b/watch-output/佛學/2026-10-12_YouTube_淨土安心法門-一__QzMjB2LDdOk/2026-10-12_YouTube_淨土安心法門-一__QzMjB2LDdOk_report.docx
@@ -1350,6 +1350,101 @@
         <w:pStyle w:val="Heading2"/>
       </w:pPr>
       <w:r>
+        <w:t>思維導圖</w:t>
+      </w:r>
+    </w:p>
+    <w:p>
+      <w:pPr>
+        <w:jc w:val="center"/>
+      </w:pPr>
+      <w:r>
+        <w:drawing>
+          <wp:inline xmlns:a="http://schemas.openxmlformats.org/drawingml/2006/main" xmlns:pic="http://schemas.openxmlformats.org/drawingml/2006/picture">
+            <wp:extent cx="5760000" cy="3897313"/>
+            <wp:docPr id="1" name="Picture 1"/>
+            <wp:cNvGraphicFramePr>
+              <a:graphicFrameLocks noChangeAspect="1"/>
+            </wp:cNvGraphicFramePr>
+            <a:graphic>
+              <a:graphicData uri="http://schemas.openxmlformats.org/drawingml/2006/picture">
+                <pic:pic>
+                  <pic:nvPicPr>
+                    <pic:cNvPr id="0" name="image.png"/>
+                    <pic:cNvPicPr/>
+                  </pic:nvPicPr>
+                  <pic:blipFill>
+                    <a:blip r:embed="rId11"/>
+                    <a:stretch>
+                      <a:fillRect/>
+                    </a:stretch>
+                  </pic:blipFill>
+                  <pic:spPr>
+                    <a:xfrm>
+                      <a:off x="0" y="0"/>
+                      <a:ext cx="5760000" cy="3897313"/>
+                    </a:xfrm>
+                    <a:prstGeom prst="rect"/>
+                  </pic:spPr>
+                </pic:pic>
+              </a:graphicData>
+            </a:graphic>
+          </wp:inline>
+        </w:drawing>
+      </w:r>
+    </w:p>
+    <w:p>
+      <w:pPr>
+        <w:pStyle w:val="ListBullet"/>
+      </w:pPr>
+      <w:r>
+        <w:rPr>
+          <w:rFonts w:ascii="Microsoft JhengHei" w:hAnsi="Microsoft JhengHei" w:eastAsia="Microsoft JhengHei"/>
+          <w:sz w:val="21"/>
+        </w:rPr>
+        <w:t>原圖：</w:t>
+      </w:r>
+      <w:hyperlink r:id="rId12">
+        <w:r>
+          <w:rPr>
+            <w:rStyle w:val="Hyperlink"/>
+            <w:color w:val="0563C1"/>
+            <w:u w:val="single"/>
+            <w:sz w:val="21"/>
+          </w:rPr>
+          <w:t>mindmap.png</w:t>
+        </w:r>
+      </w:hyperlink>
+      <w:r>
+        <w:rPr>
+          <w:rFonts w:ascii="Microsoft JhengHei" w:hAnsi="Microsoft JhengHei" w:eastAsia="Microsoft JhengHei"/>
+          <w:sz w:val="21"/>
+        </w:rPr>
+        <w:t>；文字大綱：</w:t>
+      </w:r>
+      <w:hyperlink r:id="rId13">
+        <w:r>
+          <w:rPr>
+            <w:rStyle w:val="Hyperlink"/>
+            <w:color w:val="0563C1"/>
+            <w:u w:val="single"/>
+            <w:sz w:val="21"/>
+          </w:rPr>
+          <w:t>mindmap.md</w:t>
+        </w:r>
+      </w:hyperlink>
+      <w:r>
+        <w:rPr>
+          <w:rFonts w:ascii="Microsoft JhengHei" w:hAnsi="Microsoft JhengHei" w:eastAsia="Microsoft JhengHei"/>
+          <w:sz w:val="21"/>
+        </w:rPr>
+        <w:t>（與本報告同資料夾）</w:t>
+      </w:r>
+    </w:p>
+    <w:p>
+      <w:pPr>
+        <w:pStyle w:val="Heading2"/>
+      </w:pPr>
+      <w:r>
         <w:t>圖文對照（畫面 + 逐字稿）</w:t>
       </w:r>
     </w:p>
@@ -1369,7 +1464,7 @@
         <w:drawing>
           <wp:inline xmlns:a="http://schemas.openxmlformats.org/drawingml/2006/main" xmlns:pic="http://schemas.openxmlformats.org/drawingml/2006/picture">
             <wp:extent cx="4320000" cy="3240000"/>
-            <wp:docPr id="1" name="Picture 1"/>
+            <wp:docPr id="2" name="Picture 2"/>
             <wp:cNvGraphicFramePr>
               <a:graphicFrameLocks noChangeAspect="1"/>
             </wp:cNvGraphicFramePr>
@@ -1381,7 +1476,7 @@
                     <pic:cNvPicPr/>
                   </pic:nvPicPr>
                   <pic:blipFill>
-                    <a:blip r:embed="rId11"/>
+                    <a:blip r:embed="rId14"/>
                     <a:stretch>
                       <a:fillRect/>
                     </a:stretch>
@@ -1459,7 +1554,7 @@
         <w:drawing>
           <wp:inline xmlns:a="http://schemas.openxmlformats.org/drawingml/2006/main" xmlns:pic="http://schemas.openxmlformats.org/drawingml/2006/picture">
             <wp:extent cx="5045625" cy="3240000"/>
-            <wp:docPr id="2" name="Picture 2"/>
+            <wp:docPr id="3" name="Picture 3"/>
             <wp:cNvGraphicFramePr>
               <a:graphicFrameLocks noChangeAspect="1"/>
             </wp:cNvGraphicFramePr>
@@ -1471,7 +1566,7 @@
                     <pic:cNvPicPr/>
                   </pic:nvPicPr>
                   <pic:blipFill>
-                    <a:blip r:embed="rId12"/>
+                    <a:blip r:embed="rId15"/>
                     <a:stretch>
                       <a:fillRect/>
                     </a:stretch>
@@ -1549,7 +1644,7 @@
         <w:drawing>
           <wp:inline xmlns:a="http://schemas.openxmlformats.org/drawingml/2006/main" xmlns:pic="http://schemas.openxmlformats.org/drawingml/2006/picture">
             <wp:extent cx="5045625" cy="3240000"/>
-            <wp:docPr id="3" name="Picture 3"/>
+            <wp:docPr id="4" name="Picture 4"/>
             <wp:cNvGraphicFramePr>
               <a:graphicFrameLocks noChangeAspect="1"/>
             </wp:cNvGraphicFramePr>
@@ -1561,7 +1656,7 @@
                     <pic:cNvPicPr/>
                   </pic:nvPicPr>
                   <pic:blipFill>
-                    <a:blip r:embed="rId13"/>
+                    <a:blip r:embed="rId16"/>
                     <a:stretch>
                       <a:fillRect/>
                     </a:stretch>
@@ -1639,7 +1734,7 @@
         <w:drawing>
           <wp:inline xmlns:a="http://schemas.openxmlformats.org/drawingml/2006/main" xmlns:pic="http://schemas.openxmlformats.org/drawingml/2006/picture">
             <wp:extent cx="5045625" cy="3240000"/>
-            <wp:docPr id="4" name="Picture 4"/>
+            <wp:docPr id="5" name="Picture 5"/>
             <wp:cNvGraphicFramePr>
               <a:graphicFrameLocks noChangeAspect="1"/>
             </wp:cNvGraphicFramePr>
@@ -1651,7 +1746,7 @@
                     <pic:cNvPicPr/>
                   </pic:nvPicPr>
                   <pic:blipFill>
-                    <a:blip r:embed="rId14"/>
+                    <a:blip r:embed="rId17"/>
                     <a:stretch>
                       <a:fillRect/>
                     </a:stretch>
@@ -1729,7 +1824,7 @@
         <w:drawing>
           <wp:inline xmlns:a="http://schemas.openxmlformats.org/drawingml/2006/main" xmlns:pic="http://schemas.openxmlformats.org/drawingml/2006/picture">
             <wp:extent cx="5045625" cy="3240000"/>
-            <wp:docPr id="5" name="Picture 5"/>
+            <wp:docPr id="6" name="Picture 6"/>
             <wp:cNvGraphicFramePr>
               <a:graphicFrameLocks noChangeAspect="1"/>
             </wp:cNvGraphicFramePr>
@@ -1741,7 +1836,7 @@
                     <pic:cNvPicPr/>
                   </pic:nvPicPr>
                   <pic:blipFill>
-                    <a:blip r:embed="rId15"/>
+                    <a:blip r:embed="rId18"/>
                     <a:stretch>
                       <a:fillRect/>
                     </a:stretch>
@@ -1819,7 +1914,7 @@
         <w:drawing>
           <wp:inline xmlns:a="http://schemas.openxmlformats.org/drawingml/2006/main" xmlns:pic="http://schemas.openxmlformats.org/drawingml/2006/picture">
             <wp:extent cx="5045625" cy="3240000"/>
-            <wp:docPr id="6" name="Picture 6"/>
+            <wp:docPr id="7" name="Picture 7"/>
             <wp:cNvGraphicFramePr>
               <a:graphicFrameLocks noChangeAspect="1"/>
             </wp:cNvGraphicFramePr>
@@ -1831,7 +1926,7 @@
                     <pic:cNvPicPr/>
                   </pic:nvPicPr>
                   <pic:blipFill>
-                    <a:blip r:embed="rId16"/>
+                    <a:blip r:embed="rId19"/>
                     <a:stretch>
                       <a:fillRect/>
                     </a:stretch>
@@ -1909,7 +2004,7 @@
         <w:drawing>
           <wp:inline xmlns:a="http://schemas.openxmlformats.org/drawingml/2006/main" xmlns:pic="http://schemas.openxmlformats.org/drawingml/2006/picture">
             <wp:extent cx="5045625" cy="3240000"/>
-            <wp:docPr id="7" name="Picture 7"/>
+            <wp:docPr id="8" name="Picture 8"/>
             <wp:cNvGraphicFramePr>
               <a:graphicFrameLocks noChangeAspect="1"/>
             </wp:cNvGraphicFramePr>
@@ -1921,7 +2016,7 @@
                     <pic:cNvPicPr/>
                   </pic:nvPicPr>
                   <pic:blipFill>
-                    <a:blip r:embed="rId17"/>
+                    <a:blip r:embed="rId20"/>
                     <a:stretch>
                       <a:fillRect/>
                     </a:stretch>
@@ -1999,7 +2094,7 @@
         <w:drawing>
           <wp:inline xmlns:a="http://schemas.openxmlformats.org/drawingml/2006/main" xmlns:pic="http://schemas.openxmlformats.org/drawingml/2006/picture">
             <wp:extent cx="5045625" cy="3240000"/>
-            <wp:docPr id="8" name="Picture 8"/>
+            <wp:docPr id="9" name="Picture 9"/>
             <wp:cNvGraphicFramePr>
               <a:graphicFrameLocks noChangeAspect="1"/>
             </wp:cNvGraphicFramePr>
@@ -2011,7 +2106,7 @@
                     <pic:cNvPicPr/>
                   </pic:nvPicPr>
                   <pic:blipFill>
-                    <a:blip r:embed="rId18"/>
+                    <a:blip r:embed="rId21"/>
                     <a:stretch>
                       <a:fillRect/>
                     </a:stretch>
@@ -2089,7 +2184,7 @@
         <w:drawing>
           <wp:inline xmlns:a="http://schemas.openxmlformats.org/drawingml/2006/main" xmlns:pic="http://schemas.openxmlformats.org/drawingml/2006/picture">
             <wp:extent cx="5045625" cy="3240000"/>
-            <wp:docPr id="9" name="Picture 9"/>
+            <wp:docPr id="10" name="Picture 10"/>
             <wp:cNvGraphicFramePr>
               <a:graphicFrameLocks noChangeAspect="1"/>
             </wp:cNvGraphicFramePr>
@@ -2101,7 +2196,7 @@
                     <pic:cNvPicPr/>
                   </pic:nvPicPr>
                   <pic:blipFill>
-                    <a:blip r:embed="rId19"/>
+                    <a:blip r:embed="rId22"/>
                     <a:stretch>
                       <a:fillRect/>
                     </a:stretch>
@@ -2179,7 +2274,7 @@
         <w:drawing>
           <wp:inline xmlns:a="http://schemas.openxmlformats.org/drawingml/2006/main" xmlns:pic="http://schemas.openxmlformats.org/drawingml/2006/picture">
             <wp:extent cx="4325625" cy="3240000"/>
-            <wp:docPr id="10" name="Picture 10"/>
+            <wp:docPr id="11" name="Picture 11"/>
             <wp:cNvGraphicFramePr>
               <a:graphicFrameLocks noChangeAspect="1"/>
             </wp:cNvGraphicFramePr>
@@ -2191,7 +2286,7 @@
                     <pic:cNvPicPr/>
                   </pic:nvPicPr>
                   <pic:blipFill>
-                    <a:blip r:embed="rId20"/>
+                    <a:blip r:embed="rId23"/>
                     <a:stretch>
                       <a:fillRect/>
                     </a:stretch>
@@ -2269,7 +2364,7 @@
         <w:drawing>
           <wp:inline xmlns:a="http://schemas.openxmlformats.org/drawingml/2006/main" xmlns:pic="http://schemas.openxmlformats.org/drawingml/2006/picture">
             <wp:extent cx="5045625" cy="3240000"/>
-            <wp:docPr id="11" name="Picture 11"/>
+            <wp:docPr id="12" name="Picture 12"/>
             <wp:cNvGraphicFramePr>
               <a:graphicFrameLocks noChangeAspect="1"/>
             </wp:cNvGraphicFramePr>
@@ -2281,7 +2376,7 @@
                     <pic:cNvPicPr/>
                   </pic:nvPicPr>
                   <pic:blipFill>
-                    <a:blip r:embed="rId21"/>
+                    <a:blip r:embed="rId24"/>
                     <a:stretch>
                       <a:fillRect/>
                     </a:stretch>
@@ -2359,7 +2454,7 @@
         <w:drawing>
           <wp:inline xmlns:a="http://schemas.openxmlformats.org/drawingml/2006/main" xmlns:pic="http://schemas.openxmlformats.org/drawingml/2006/picture">
             <wp:extent cx="4325625" cy="3240000"/>
-            <wp:docPr id="12" name="Picture 12"/>
+            <wp:docPr id="13" name="Picture 13"/>
             <wp:cNvGraphicFramePr>
               <a:graphicFrameLocks noChangeAspect="1"/>
             </wp:cNvGraphicFramePr>
@@ -2371,7 +2466,7 @@
                     <pic:cNvPicPr/>
                   </pic:nvPicPr>
                   <pic:blipFill>
-                    <a:blip r:embed="rId22"/>
+                    <a:blip r:embed="rId25"/>
                     <a:stretch>
                       <a:fillRect/>
                     </a:stretch>
@@ -2449,7 +2544,7 @@
         <w:drawing>
           <wp:inline xmlns:a="http://schemas.openxmlformats.org/drawingml/2006/main" xmlns:pic="http://schemas.openxmlformats.org/drawingml/2006/picture">
             <wp:extent cx="5760000" cy="3240000"/>
-            <wp:docPr id="13" name="Picture 13"/>
+            <wp:docPr id="14" name="Picture 14"/>
             <wp:cNvGraphicFramePr>
               <a:graphicFrameLocks noChangeAspect="1"/>
             </wp:cNvGraphicFramePr>
@@ -2461,7 +2556,7 @@
                     <pic:cNvPicPr/>
                   </pic:nvPicPr>
                   <pic:blipFill>
-                    <a:blip r:embed="rId23"/>
+                    <a:blip r:embed="rId26"/>
                     <a:stretch>
                       <a:fillRect/>
                     </a:stretch>
@@ -2539,7 +2634,7 @@
         <w:drawing>
           <wp:inline xmlns:a="http://schemas.openxmlformats.org/drawingml/2006/main" xmlns:pic="http://schemas.openxmlformats.org/drawingml/2006/picture">
             <wp:extent cx="5045625" cy="3240000"/>
-            <wp:docPr id="14" name="Picture 14"/>
+            <wp:docPr id="15" name="Picture 15"/>
             <wp:cNvGraphicFramePr>
               <a:graphicFrameLocks noChangeAspect="1"/>
             </wp:cNvGraphicFramePr>
@@ -2551,7 +2646,7 @@
                     <pic:cNvPicPr/>
                   </pic:nvPicPr>
                   <pic:blipFill>
-                    <a:blip r:embed="rId24"/>
+                    <a:blip r:embed="rId27"/>
                     <a:stretch>
                       <a:fillRect/>
                     </a:stretch>
@@ -2629,7 +2724,7 @@
         <w:drawing>
           <wp:inline xmlns:a="http://schemas.openxmlformats.org/drawingml/2006/main" xmlns:pic="http://schemas.openxmlformats.org/drawingml/2006/picture">
             <wp:extent cx="4325625" cy="3240000"/>
-            <wp:docPr id="15" name="Picture 15"/>
+            <wp:docPr id="16" name="Picture 16"/>
             <wp:cNvGraphicFramePr>
               <a:graphicFrameLocks noChangeAspect="1"/>
             </wp:cNvGraphicFramePr>
@@ -2641,7 +2736,7 @@
                     <pic:cNvPicPr/>
                   </pic:nvPicPr>
                   <pic:blipFill>
-                    <a:blip r:embed="rId25"/>
+                    <a:blip r:embed="rId28"/>
                     <a:stretch>
                       <a:fillRect/>
                     </a:stretch>
@@ -3604,19 +3699,71 @@
         </w:rPr>
         <w:t>補充資料檔：</w:t>
       </w:r>
-      <w:r>
-        <w:rPr>
-          <w:rFonts w:ascii="Consolas" w:hAnsi="Consolas" w:eastAsia="Microsoft JhengHei"/>
-          <w:sz w:val="21"/>
-        </w:rPr>
-        <w:t>supplement.md</w:t>
-      </w:r>
+      <w:hyperlink r:id="rId29">
+        <w:r>
+          <w:rPr>
+            <w:rStyle w:val="Hyperlink"/>
+            <w:color w:val="0563C1"/>
+            <w:u w:val="single"/>
+            <w:sz w:val="21"/>
+          </w:rPr>
+          <w:t>supplement.md</w:t>
+        </w:r>
+      </w:hyperlink>
       <w:r>
         <w:rPr>
           <w:rFonts w:ascii="Microsoft JhengHei" w:hAnsi="Microsoft JhengHei" w:eastAsia="Microsoft JhengHei"/>
           <w:sz w:val="21"/>
         </w:rPr>
         <w:t>（與本報告同資料夾；內容已收錄於上方〈補充資料〉）</w:t>
+      </w:r>
+    </w:p>
+    <w:p>
+      <w:pPr>
+        <w:pStyle w:val="ListBullet"/>
+      </w:pPr>
+      <w:r>
+        <w:rPr>
+          <w:rFonts w:ascii="Microsoft JhengHei" w:hAnsi="Microsoft JhengHei" w:eastAsia="Microsoft JhengHei"/>
+          <w:sz w:val="21"/>
+        </w:rPr>
+        <w:t>思維導圖：</w:t>
+      </w:r>
+      <w:hyperlink r:id="rId12">
+        <w:r>
+          <w:rPr>
+            <w:rStyle w:val="Hyperlink"/>
+            <w:color w:val="0563C1"/>
+            <w:u w:val="single"/>
+            <w:sz w:val="21"/>
+          </w:rPr>
+          <w:t>mindmap.png</w:t>
+        </w:r>
+      </w:hyperlink>
+      <w:r>
+        <w:rPr>
+          <w:rFonts w:ascii="Microsoft JhengHei" w:hAnsi="Microsoft JhengHei" w:eastAsia="Microsoft JhengHei"/>
+          <w:sz w:val="21"/>
+        </w:rPr>
+        <w:t>、文字大綱：</w:t>
+      </w:r>
+      <w:hyperlink r:id="rId13">
+        <w:r>
+          <w:rPr>
+            <w:rStyle w:val="Hyperlink"/>
+            <w:color w:val="0563C1"/>
+            <w:u w:val="single"/>
+            <w:sz w:val="21"/>
+          </w:rPr>
+          <w:t>mindmap.md</w:t>
+        </w:r>
+      </w:hyperlink>
+      <w:r>
+        <w:rPr>
+          <w:rFonts w:ascii="Microsoft JhengHei" w:hAnsi="Microsoft JhengHei" w:eastAsia="Microsoft JhengHei"/>
+          <w:sz w:val="21"/>
+        </w:rPr>
+        <w:t>（與本報告同資料夾）</w:t>
       </w:r>
     </w:p>
     <w:sectPr>
